--- a/Requirement/DigtalLab实验手册.docx
+++ b/Requirement/DigtalLab实验手册.docx
@@ -4333,9 +4333,6 @@
           <w:rFonts w:hint="default" w:ascii="Times New Roman" w:hAnsi="Times New Roman" w:eastAsia="宋体" w:cs="Times New Roman"/>
         </w:rPr>
         <w:t>固定权重脉动阵列把权重保存在处理单元内，使多批输入复用已装载的权重；输入和部分和在相邻单元之间按时钟传递，流水线则让不同数据的计算过程重叠。其优势在于规则的局部连接、权重复用和连续计算能力。实际收益取决于输入调度、阵列利用率和换权重开销，不能仅凭乘加单元数量推断持续吞吐率。</w:t>
-      </w:r>
-      <w:r>
-        <w:t>[8]</w:t>
       </w:r>
     </w:p>
     <w:p>
